--- a/worksheets/PR_L06_LetterPress_Worksheet.docx
+++ b/worksheets/PR_L06_LetterPress_Worksheet.docx
@@ -1748,7 +1748,7 @@
                       <w:sz w:val="21"/>
                       <w:szCs w:val="21"/>
                     </w:rPr>
-                    <w:t xml:space="preserve">Write a program that reports the length of a word and the characters at each end of it.</w:t>
+                    <w:t xml:space="preserve">Print a word's length, then its first and last characters.</w:t>
                   </w:r>
                 </w:p>
               </w:tc>
@@ -1854,7 +1854,7 @@
                       <w:sz w:val="21"/>
                       <w:szCs w:val="21"/>
                     </w:rPr>
-                    <w:t xml:space="preserve">Write a program that prints the character at a position the user chooses, and says so politely when there is no character there.</w:t>
+                    <w:t xml:space="preserve">Print the character at a chosen position in a word, if there is one.</w:t>
                   </w:r>
                 </w:p>
               </w:tc>
@@ -2528,7 +2528,7 @@
                       <w:sz w:val="21"/>
                       <w:szCs w:val="21"/>
                     </w:rPr>
-                    <w:t xml:space="preserve">Write a program that makes a three-letter code from the start of a word.</w:t>
+                    <w:t xml:space="preserve">Make a three-letter code from the start of a word.</w:t>
                   </w:r>
                 </w:p>
               </w:tc>
@@ -2634,7 +2634,7 @@
                       <w:sz w:val="21"/>
                       <w:szCs w:val="21"/>
                     </w:rPr>
-                    <w:t xml:space="preserve">A label is wrapped in one marker character at each end. Write a program that prints what is inside the markers.</w:t>
+                    <w:t xml:space="preserve">Print a line of text without its first and last characters.</w:t>
                   </w:r>
                 </w:p>
               </w:tc>
@@ -3308,7 +3308,7 @@
                       <w:sz w:val="21"/>
                       <w:szCs w:val="21"/>
                     </w:rPr>
-                    <w:t xml:space="preserve">Write a program that compares two words, treating capitals as the same as small letters, and puts them in order when they differ.</w:t>
+                    <w:t xml:space="preserve">Compare two words ignoring capitals, and order them if they differ.</w:t>
                   </w:r>
                 </w:p>
               </w:tc>
@@ -3414,7 +3414,7 @@
                       <w:sz w:val="21"/>
                       <w:szCs w:val="21"/>
                     </w:rPr>
-                    <w:t xml:space="preserve">Write a program that counts how many of the characters in a line are capital letters.</w:t>
+                    <w:t xml:space="preserve">Count the capital letters in a line of text.</w:t>
                   </w:r>
                 </w:p>
               </w:tc>
@@ -4088,7 +4088,7 @@
                       <w:sz w:val="21"/>
                       <w:szCs w:val="21"/>
                     </w:rPr>
-                    <w:t xml:space="preserve">Write a program that checks whether one piece of text appears somewhere inside another, and says whether it is right at the start.</w:t>
+                    <w:t xml:space="preserve">Say whether a word is inside a line of text, and whether it starts it.</w:t>
                   </w:r>
                 </w:p>
               </w:tc>
@@ -4194,7 +4194,7 @@
                       <w:sz w:val="21"/>
                       <w:szCs w:val="21"/>
                     </w:rPr>
-                    <w:t xml:space="preserve">Write a program that reports the position at which a word starts inside a line of text.</w:t>
+                    <w:t xml:space="preserve">Print the position where a word starts inside a line of text.</w:t>
                   </w:r>
                 </w:p>
               </w:tc>
@@ -4868,7 +4868,7 @@
                       <w:sz w:val="21"/>
                       <w:szCs w:val="21"/>
                     </w:rPr>
-                    <w:t xml:space="preserve">Write a program that prints the letter that comes after the one given, going back to the start of the alphabet after z.</w:t>
+                    <w:t xml:space="preserve">Print the letter after the one given, with z wrapping round to a.</w:t>
                   </w:r>
                 </w:p>
               </w:tc>
@@ -4974,7 +4974,7 @@
                       <w:sz w:val="21"/>
                       <w:szCs w:val="21"/>
                     </w:rPr>
-                    <w:t xml:space="preserve">Write a program that separates the letters and the digits in a line of text.</w:t>
+                    <w:t xml:space="preserve">Separate the letters and the digits in a line of text.</w:t>
                   </w:r>
                 </w:p>
               </w:tc>
@@ -5648,7 +5648,7 @@
                       <w:sz w:val="21"/>
                       <w:szCs w:val="21"/>
                     </w:rPr>
-                    <w:t xml:space="preserve">Write a program that reverses a word and says whether it reads the same both ways.</w:t>
+                    <w:t xml:space="preserve">Reverse a word and say whether it reads the same both ways.</w:t>
                   </w:r>
                 </w:p>
               </w:tc>

--- a/worksheets/PR_L06_LetterPress_Worksheet.docx
+++ b/worksheets/PR_L06_LetterPress_Worksheet.docx
@@ -1854,7 +1854,7 @@
                       <w:sz w:val="21"/>
                       <w:szCs w:val="21"/>
                     </w:rPr>
-                    <w:t xml:space="preserve">Print the character at a chosen position in a word, if there is one.</w:t>
+                    <w:t xml:space="preserve">Print the character at a typed position, if there is one.</w:t>
                   </w:r>
                 </w:p>
               </w:tc>
@@ -2528,7 +2528,7 @@
                       <w:sz w:val="21"/>
                       <w:szCs w:val="21"/>
                     </w:rPr>
-                    <w:t xml:space="preserve">Make a three-letter code from the start of a word.</w:t>
+                    <w:t xml:space="preserve">Print the first three characters of a word.</w:t>
                   </w:r>
                 </w:p>
               </w:tc>
@@ -4088,7 +4088,7 @@
                       <w:sz w:val="21"/>
                       <w:szCs w:val="21"/>
                     </w:rPr>
-                    <w:t xml:space="preserve">Say whether a word is inside a line of text, and whether it starts it.</w:t>
+                    <w:t xml:space="preserve">Say whether a word is in the text, and at its start.</w:t>
                   </w:r>
                 </w:p>
               </w:tc>
@@ -4194,7 +4194,7 @@
                       <w:sz w:val="21"/>
                       <w:szCs w:val="21"/>
                     </w:rPr>
-                    <w:t xml:space="preserve">Print the position where a word starts inside a line of text.</w:t>
+                    <w:t xml:space="preserve">Print where a word starts inside a line of text.</w:t>
                   </w:r>
                 </w:p>
               </w:tc>
@@ -4868,7 +4868,7 @@
                       <w:sz w:val="21"/>
                       <w:szCs w:val="21"/>
                     </w:rPr>
-                    <w:t xml:space="preserve">Print the letter after the one given, with z wrapping round to a.</w:t>
+                    <w:t xml:space="preserve">Print the letter after the one given, with z becoming a.</w:t>
                   </w:r>
                 </w:p>
               </w:tc>
@@ -4974,7 +4974,7 @@
                       <w:sz w:val="21"/>
                       <w:szCs w:val="21"/>
                     </w:rPr>
-                    <w:t xml:space="preserve">Separate the letters and the digits in a line of text.</w:t>
+                    <w:t xml:space="preserve">Separate the letters and the digits of a line of text.</w:t>
                   </w:r>
                 </w:p>
               </w:tc>

--- a/worksheets/PR_L06_LetterPress_Worksheet.docx
+++ b/worksheets/PR_L06_LetterPress_Worksheet.docx
@@ -1748,7 +1748,7 @@
                       <w:sz w:val="21"/>
                       <w:szCs w:val="21"/>
                     </w:rPr>
-                    <w:t xml:space="preserve">Print a word's length, then its first and last characters.</w:t>
+                    <w:t xml:space="preserve">Ask the user for one word. Display [length], then [first character], then [last character], one on each line.</w:t>
                   </w:r>
                 </w:p>
               </w:tc>
@@ -1854,7 +1854,7 @@
                       <w:sz w:val="21"/>
                       <w:szCs w:val="21"/>
                     </w:rPr>
-                    <w:t xml:space="preserve">Print the character at a typed position, if there is one.</w:t>
+                    <w:t xml:space="preserve">Ask the user for a word and then a position counting from 0. Display [character at that position], or no such position when the word is too short to have one.</w:t>
                   </w:r>
                 </w:p>
               </w:tc>
@@ -2528,7 +2528,7 @@
                       <w:sz w:val="21"/>
                       <w:szCs w:val="21"/>
                     </w:rPr>
-                    <w:t xml:space="preserve">Print the first three characters of a word.</w:t>
+                    <w:t xml:space="preserve">Ask the user for one word. Display [first three characters] and nothing else, or too short when the word has fewer than three characters.</w:t>
                   </w:r>
                 </w:p>
               </w:tc>
@@ -2634,7 +2634,7 @@
                       <w:sz w:val="21"/>
                       <w:szCs w:val="21"/>
                     </w:rPr>
-                    <w:t xml:space="preserve">Print a line of text without its first and last characters.</w:t>
+                    <w:t xml:space="preserve">Ask the user for a line of text. Display [the text without its first and last characters], or nothing inside when it has fewer than three characters.</w:t>
                   </w:r>
                 </w:p>
               </w:tc>
@@ -3308,7 +3308,7 @@
                       <w:sz w:val="21"/>
                       <w:szCs w:val="21"/>
                     </w:rPr>
-                    <w:t xml:space="preserve">Compare two words ignoring capitals, and order them if they differ.</w:t>
+                    <w:t xml:space="preserve">Ask the user for two words. Ignoring capitals, display match when they are the same word, or different and then [the word that comes first alphabetically] on the next line, exactly as it was typed.</w:t>
                   </w:r>
                 </w:p>
               </w:tc>
@@ -3414,7 +3414,7 @@
                       <w:sz w:val="21"/>
                       <w:szCs w:val="21"/>
                     </w:rPr>
-                    <w:t xml:space="preserve">Count the capital letters in a line of text.</w:t>
+                    <w:t xml:space="preserve">Ask the user for a line of text. Count its capital letters and display [how many] and nothing else.</w:t>
                   </w:r>
                 </w:p>
               </w:tc>
@@ -4088,7 +4088,7 @@
                       <w:sz w:val="21"/>
                       <w:szCs w:val="21"/>
                     </w:rPr>
-                    <w:t xml:space="preserve">Say whether a word is in the text, and at its start.</w:t>
+                    <w:t xml:space="preserve">Ask the user for a line of text and then a word to look for. Display missing when the word is not in the text. Otherwise display found, then at the start on the next line when the text begins with the word, or inside when it does not.</w:t>
                   </w:r>
                 </w:p>
               </w:tc>
@@ -4194,7 +4194,7 @@
                       <w:sz w:val="21"/>
                       <w:szCs w:val="21"/>
                     </w:rPr>
-                    <w:t xml:space="preserve">Print where a word starts inside a line of text.</w:t>
+                    <w:t xml:space="preserve">Ask the user for a line of text and then a word to look for. Display [the position where the word starts], counting from 0, or not found when the word is not there.</w:t>
                   </w:r>
                 </w:p>
               </w:tc>
@@ -4868,7 +4868,7 @@
                       <w:sz w:val="21"/>
                       <w:szCs w:val="21"/>
                     </w:rPr>
-                    <w:t xml:space="preserve">Print the letter after the one given, with z becoming a.</w:t>
+                    <w:t xml:space="preserve">Ask the user for one lower-case letter. Display [the next letter of the alphabet], with a coming after z.</w:t>
                   </w:r>
                 </w:p>
               </w:tc>
@@ -4974,7 +4974,7 @@
                       <w:sz w:val="21"/>
                       <w:szCs w:val="21"/>
                     </w:rPr>
-                    <w:t xml:space="preserve">Separate the letters and the digits of a line of text.</w:t>
+                    <w:t xml:space="preserve">Ask the user for a line of text. Build a string of its letters and a string of its digits, each in the order they appear. Display [letters], then [digits] on the next line, with none in place of either one that is empty.</w:t>
                   </w:r>
                 </w:p>
               </w:tc>
@@ -5648,7 +5648,7 @@
                       <w:sz w:val="21"/>
                       <w:szCs w:val="21"/>
                     </w:rPr>
-                    <w:t xml:space="preserve">Reverse a word and say whether it reads the same both ways.</w:t>
+                    <w:t xml:space="preserve">Ask the user for one word. Build it backwards one character at a time, not with a slice or reversed(). Display [the reversed word], then on the next line palindrome when it reads the same both ways once capitals are ignored, or not a palindrome when it does not.</w:t>
                   </w:r>
                 </w:p>
               </w:tc>

--- a/worksheets/PR_L06_LetterPress_Worksheet.docx
+++ b/worksheets/PR_L06_LetterPress_Worksheet.docx
@@ -1748,7 +1748,7 @@
                       <w:sz w:val="21"/>
                       <w:szCs w:val="21"/>
                     </w:rPr>
-                    <w:t xml:space="preserve">Ask the user for one word. Display [length], then [first character], then [last character], one on each line.</w:t>
+                    <w:t xml:space="preserve">Ask the user for one word. Display [how many characters it has] and nothing else.</w:t>
                   </w:r>
                 </w:p>
               </w:tc>
@@ -1782,7 +1782,7 @@
                       <w:sz w:val="21"/>
                       <w:szCs w:val="21"/>
                     </w:rPr>
-                    <w:t xml:space="preserve">2</w:t>
+                    <w:t xml:space="preserve">1</w:t>
                   </w:r>
                 </w:p>
               </w:tc>
@@ -1854,7 +1854,113 @@
                       <w:sz w:val="21"/>
                       <w:szCs w:val="21"/>
                     </w:rPr>
-                    <w:t xml:space="preserve">Ask the user for a word and then a position counting from 0. Display [character at that position], or no such position when the word is too short to have one.</w:t>
+                    <w:t xml:space="preserve">Ask the user for one word. Display [its first character], then [its last character] on the next line.</w:t>
+                  </w:r>
+                </w:p>
+              </w:tc>
+              <w:tc>
+                <w:tcPr>
+                  <w:tcW w:type="dxa" w:w="3342"/>
+                  <w:tcBorders>
+                    <w:top w:val="single" w:color="B7C2D1" w:sz="4"/>
+                    <w:left w:val="single" w:color="B7C2D1" w:sz="4"/>
+                    <w:bottom w:val="single" w:color="B7C2D1" w:sz="4"/>
+                    <w:right w:val="single" w:color="B7C2D1" w:sz="4"/>
+                  </w:tcBorders>
+                  <w:shd w:fill="FFFFFF" w:color="auto" w:val="clear"/>
+                  <w:tcMar>
+                    <w:top w:type="dxa" w:w="80"/>
+                    <w:left w:type="dxa" w:w="120"/>
+                    <w:bottom w:type="dxa" w:w="80"/>
+                    <w:right w:type="dxa" w:w="120"/>
+                  </w:tcMar>
+                  <w:vAlign w:val="center"/>
+                </w:tcPr>
+                <w:p>
+                  <w:pPr>
+                    <w:spacing w:after="0" w:before="0"/>
+                  </w:pPr>
+                  <w:r>
+                    <w:rPr>
+                      <w:rFonts w:ascii="Arial" w:cs="Arial" w:eastAsia="Arial" w:hAnsi="Arial"/>
+                      <w:b w:val="false"/>
+                      <w:bCs w:val="false"/>
+                      <w:sz w:val="21"/>
+                      <w:szCs w:val="21"/>
+                    </w:rPr>
+                    <w:t xml:space="preserve">2</w:t>
+                  </w:r>
+                </w:p>
+              </w:tc>
+              <w:tc>
+                <w:tcPr>
+                  <w:tcW w:type="dxa" w:w="3342"/>
+                  <w:tcBorders>
+                    <w:top w:val="single" w:color="B7C2D1" w:sz="4"/>
+                    <w:left w:val="single" w:color="B7C2D1" w:sz="4"/>
+                    <w:bottom w:val="single" w:color="B7C2D1" w:sz="4"/>
+                    <w:right w:val="single" w:color="B7C2D1" w:sz="4"/>
+                  </w:tcBorders>
+                  <w:shd w:fill="FFFFFF" w:color="auto" w:val="clear"/>
+                  <w:tcMar>
+                    <w:top w:type="dxa" w:w="80"/>
+                    <w:left w:type="dxa" w:w="120"/>
+                    <w:bottom w:type="dxa" w:w="80"/>
+                    <w:right w:type="dxa" w:w="120"/>
+                  </w:tcMar>
+                  <w:vAlign w:val="center"/>
+                </w:tcPr>
+                <w:p>
+                  <w:pPr>
+                    <w:spacing w:after="0" w:before="0"/>
+                  </w:pPr>
+                  <w:r>
+                    <w:rPr>
+                      <w:rFonts w:ascii="Arial" w:cs="Arial" w:eastAsia="Arial" w:hAnsi="Arial"/>
+                      <w:b w:val="false"/>
+                      <w:bCs w:val="false"/>
+                      <w:sz w:val="21"/>
+                      <w:szCs w:val="21"/>
+                    </w:rPr>
+                    <w:t xml:space="preserve"/>
+                  </w:r>
+                </w:p>
+              </w:tc>
+            </w:tr>
+            <w:tr>
+              <w:trPr>
+                <w:cantSplit/>
+                <w:trHeight w:val="360" w:hRule="atLeast"/>
+              </w:trPr>
+              <w:tc>
+                <w:tcPr>
+                  <w:tcW w:type="dxa" w:w="3342"/>
+                  <w:tcBorders>
+                    <w:top w:val="single" w:color="B7C2D1" w:sz="4"/>
+                    <w:left w:val="single" w:color="B7C2D1" w:sz="4"/>
+                    <w:bottom w:val="single" w:color="B7C2D1" w:sz="4"/>
+                    <w:right w:val="single" w:color="B7C2D1" w:sz="4"/>
+                  </w:tcBorders>
+                  <w:shd w:fill="FFFFFF" w:color="auto" w:val="clear"/>
+                  <w:tcMar>
+                    <w:top w:type="dxa" w:w="80"/>
+                    <w:left w:type="dxa" w:w="120"/>
+                    <w:bottom w:type="dxa" w:w="80"/>
+                    <w:right w:type="dxa" w:w="120"/>
+                  </w:tcMar>
+                  <w:vAlign w:val="center"/>
+                </w:tcPr>
+                <w:p>
+                  <w:pPr>
+                    <w:spacing w:after="0" w:before="0"/>
+                  </w:pPr>
+                  <w:r>
+                    <w:rPr>
+                      <w:rFonts w:ascii="Arial" w:cs="Arial" w:eastAsia="Arial" w:hAnsi="Arial"/>
+                      <w:sz w:val="21"/>
+                      <w:szCs w:val="21"/>
+                    </w:rPr>
+                    <w:t xml:space="preserve">Ask the user for a word and then a position counting from 0. Display [the character at that position], or no such position when the word has no character there.</w:t>
                   </w:r>
                 </w:p>
               </w:tc>
@@ -2528,7 +2634,113 @@
                       <w:sz w:val="21"/>
                       <w:szCs w:val="21"/>
                     </w:rPr>
-                    <w:t xml:space="preserve">Ask the user for one word. Display [first three characters] and nothing else, or too short when the word has fewer than three characters.</w:t>
+                    <w:t xml:space="preserve">Ask the user for one word. Display [its first three characters] and nothing else.</w:t>
+                  </w:r>
+                </w:p>
+              </w:tc>
+              <w:tc>
+                <w:tcPr>
+                  <w:tcW w:type="dxa" w:w="3342"/>
+                  <w:tcBorders>
+                    <w:top w:val="single" w:color="B7C2D1" w:sz="4"/>
+                    <w:left w:val="single" w:color="B7C2D1" w:sz="4"/>
+                    <w:bottom w:val="single" w:color="B7C2D1" w:sz="4"/>
+                    <w:right w:val="single" w:color="B7C2D1" w:sz="4"/>
+                  </w:tcBorders>
+                  <w:shd w:fill="FFFFFF" w:color="auto" w:val="clear"/>
+                  <w:tcMar>
+                    <w:top w:type="dxa" w:w="80"/>
+                    <w:left w:type="dxa" w:w="120"/>
+                    <w:bottom w:type="dxa" w:w="80"/>
+                    <w:right w:type="dxa" w:w="120"/>
+                  </w:tcMar>
+                  <w:vAlign w:val="center"/>
+                </w:tcPr>
+                <w:p>
+                  <w:pPr>
+                    <w:spacing w:after="0" w:before="0"/>
+                  </w:pPr>
+                  <w:r>
+                    <w:rPr>
+                      <w:rFonts w:ascii="Arial" w:cs="Arial" w:eastAsia="Arial" w:hAnsi="Arial"/>
+                      <w:b w:val="false"/>
+                      <w:bCs w:val="false"/>
+                      <w:sz w:val="21"/>
+                      <w:szCs w:val="21"/>
+                    </w:rPr>
+                    <w:t xml:space="preserve">2</w:t>
+                  </w:r>
+                </w:p>
+              </w:tc>
+              <w:tc>
+                <w:tcPr>
+                  <w:tcW w:type="dxa" w:w="3342"/>
+                  <w:tcBorders>
+                    <w:top w:val="single" w:color="B7C2D1" w:sz="4"/>
+                    <w:left w:val="single" w:color="B7C2D1" w:sz="4"/>
+                    <w:bottom w:val="single" w:color="B7C2D1" w:sz="4"/>
+                    <w:right w:val="single" w:color="B7C2D1" w:sz="4"/>
+                  </w:tcBorders>
+                  <w:shd w:fill="FFFFFF" w:color="auto" w:val="clear"/>
+                  <w:tcMar>
+                    <w:top w:type="dxa" w:w="80"/>
+                    <w:left w:type="dxa" w:w="120"/>
+                    <w:bottom w:type="dxa" w:w="80"/>
+                    <w:right w:type="dxa" w:w="120"/>
+                  </w:tcMar>
+                  <w:vAlign w:val="center"/>
+                </w:tcPr>
+                <w:p>
+                  <w:pPr>
+                    <w:spacing w:after="0" w:before="0"/>
+                  </w:pPr>
+                  <w:r>
+                    <w:rPr>
+                      <w:rFonts w:ascii="Arial" w:cs="Arial" w:eastAsia="Arial" w:hAnsi="Arial"/>
+                      <w:b w:val="false"/>
+                      <w:bCs w:val="false"/>
+                      <w:sz w:val="21"/>
+                      <w:szCs w:val="21"/>
+                    </w:rPr>
+                    <w:t xml:space="preserve"/>
+                  </w:r>
+                </w:p>
+              </w:tc>
+            </w:tr>
+            <w:tr>
+              <w:trPr>
+                <w:cantSplit/>
+                <w:trHeight w:val="360" w:hRule="atLeast"/>
+              </w:trPr>
+              <w:tc>
+                <w:tcPr>
+                  <w:tcW w:type="dxa" w:w="3342"/>
+                  <w:tcBorders>
+                    <w:top w:val="single" w:color="B7C2D1" w:sz="4"/>
+                    <w:left w:val="single" w:color="B7C2D1" w:sz="4"/>
+                    <w:bottom w:val="single" w:color="B7C2D1" w:sz="4"/>
+                    <w:right w:val="single" w:color="B7C2D1" w:sz="4"/>
+                  </w:tcBorders>
+                  <w:shd w:fill="FFFFFF" w:color="auto" w:val="clear"/>
+                  <w:tcMar>
+                    <w:top w:type="dxa" w:w="80"/>
+                    <w:left w:type="dxa" w:w="120"/>
+                    <w:bottom w:type="dxa" w:w="80"/>
+                    <w:right w:type="dxa" w:w="120"/>
+                  </w:tcMar>
+                  <w:vAlign w:val="center"/>
+                </w:tcPr>
+                <w:p>
+                  <w:pPr>
+                    <w:spacing w:after="0" w:before="0"/>
+                  </w:pPr>
+                  <w:r>
+                    <w:rPr>
+                      <w:rFonts w:ascii="Arial" w:cs="Arial" w:eastAsia="Arial" w:hAnsi="Arial"/>
+                      <w:sz w:val="21"/>
+                      <w:szCs w:val="21"/>
+                    </w:rPr>
+                    <w:t xml:space="preserve">Ask the user for one word. Display [its first three characters], or too short when the word has fewer than three characters.</w:t>
                   </w:r>
                 </w:p>
               </w:tc>
@@ -3308,7 +3520,7 @@
                       <w:sz w:val="21"/>
                       <w:szCs w:val="21"/>
                     </w:rPr>
-                    <w:t xml:space="preserve">Ask the user for two words. Ignoring capitals, display match when they are the same word, or different and then [the word that comes first alphabetically] on the next line, exactly as it was typed.</w:t>
+                    <w:t xml:space="preserve">Ask the user for two words. Ignoring capitals, display match when they are the same word, or different when they are not.</w:t>
                   </w:r>
                 </w:p>
               </w:tc>
@@ -3342,7 +3554,7 @@
                       <w:sz w:val="21"/>
                       <w:szCs w:val="21"/>
                     </w:rPr>
-                    <w:t xml:space="preserve">4</w:t>
+                    <w:t xml:space="preserve">2</w:t>
                   </w:r>
                 </w:p>
               </w:tc>
@@ -3414,7 +3626,7 @@
                       <w:sz w:val="21"/>
                       <w:szCs w:val="21"/>
                     </w:rPr>
-                    <w:t xml:space="preserve">Ask the user for a line of text. Count its capital letters and display [how many] and nothing else.</w:t>
+                    <w:t xml:space="preserve">Ask the user for a line of text. Display [how many of its characters are capital letters] and nothing else.</w:t>
                   </w:r>
                 </w:p>
               </w:tc>
@@ -3448,7 +3660,113 @@
                       <w:sz w:val="21"/>
                       <w:szCs w:val="21"/>
                     </w:rPr>
-                    <w:t xml:space="preserve">4</w:t>
+                    <w:t xml:space="preserve">3</w:t>
+                  </w:r>
+                </w:p>
+              </w:tc>
+              <w:tc>
+                <w:tcPr>
+                  <w:tcW w:type="dxa" w:w="3342"/>
+                  <w:tcBorders>
+                    <w:top w:val="single" w:color="B7C2D1" w:sz="4"/>
+                    <w:left w:val="single" w:color="B7C2D1" w:sz="4"/>
+                    <w:bottom w:val="single" w:color="B7C2D1" w:sz="4"/>
+                    <w:right w:val="single" w:color="B7C2D1" w:sz="4"/>
+                  </w:tcBorders>
+                  <w:shd w:fill="FFFFFF" w:color="auto" w:val="clear"/>
+                  <w:tcMar>
+                    <w:top w:type="dxa" w:w="80"/>
+                    <w:left w:type="dxa" w:w="120"/>
+                    <w:bottom w:type="dxa" w:w="80"/>
+                    <w:right w:type="dxa" w:w="120"/>
+                  </w:tcMar>
+                  <w:vAlign w:val="center"/>
+                </w:tcPr>
+                <w:p>
+                  <w:pPr>
+                    <w:spacing w:after="0" w:before="0"/>
+                  </w:pPr>
+                  <w:r>
+                    <w:rPr>
+                      <w:rFonts w:ascii="Arial" w:cs="Arial" w:eastAsia="Arial" w:hAnsi="Arial"/>
+                      <w:b w:val="false"/>
+                      <w:bCs w:val="false"/>
+                      <w:sz w:val="21"/>
+                      <w:szCs w:val="21"/>
+                    </w:rPr>
+                    <w:t xml:space="preserve"/>
+                  </w:r>
+                </w:p>
+              </w:tc>
+            </w:tr>
+            <w:tr>
+              <w:trPr>
+                <w:cantSplit/>
+                <w:trHeight w:val="360" w:hRule="atLeast"/>
+              </w:trPr>
+              <w:tc>
+                <w:tcPr>
+                  <w:tcW w:type="dxa" w:w="3342"/>
+                  <w:tcBorders>
+                    <w:top w:val="single" w:color="B7C2D1" w:sz="4"/>
+                    <w:left w:val="single" w:color="B7C2D1" w:sz="4"/>
+                    <w:bottom w:val="single" w:color="B7C2D1" w:sz="4"/>
+                    <w:right w:val="single" w:color="B7C2D1" w:sz="4"/>
+                  </w:tcBorders>
+                  <w:shd w:fill="FFFFFF" w:color="auto" w:val="clear"/>
+                  <w:tcMar>
+                    <w:top w:type="dxa" w:w="80"/>
+                    <w:left w:type="dxa" w:w="120"/>
+                    <w:bottom w:type="dxa" w:w="80"/>
+                    <w:right w:type="dxa" w:w="120"/>
+                  </w:tcMar>
+                  <w:vAlign w:val="center"/>
+                </w:tcPr>
+                <w:p>
+                  <w:pPr>
+                    <w:spacing w:after="0" w:before="0"/>
+                  </w:pPr>
+                  <w:r>
+                    <w:rPr>
+                      <w:rFonts w:ascii="Arial" w:cs="Arial" w:eastAsia="Arial" w:hAnsi="Arial"/>
+                      <w:sz w:val="21"/>
+                      <w:szCs w:val="21"/>
+                    </w:rPr>
+                    <w:t xml:space="preserve">Ask the user for two words. Ignoring capitals, display [the word that comes first alphabetically] and nothing else.</w:t>
+                  </w:r>
+                </w:p>
+              </w:tc>
+              <w:tc>
+                <w:tcPr>
+                  <w:tcW w:type="dxa" w:w="3342"/>
+                  <w:tcBorders>
+                    <w:top w:val="single" w:color="B7C2D1" w:sz="4"/>
+                    <w:left w:val="single" w:color="B7C2D1" w:sz="4"/>
+                    <w:bottom w:val="single" w:color="B7C2D1" w:sz="4"/>
+                    <w:right w:val="single" w:color="B7C2D1" w:sz="4"/>
+                  </w:tcBorders>
+                  <w:shd w:fill="FFFFFF" w:color="auto" w:val="clear"/>
+                  <w:tcMar>
+                    <w:top w:type="dxa" w:w="80"/>
+                    <w:left w:type="dxa" w:w="120"/>
+                    <w:bottom w:type="dxa" w:w="80"/>
+                    <w:right w:type="dxa" w:w="120"/>
+                  </w:tcMar>
+                  <w:vAlign w:val="center"/>
+                </w:tcPr>
+                <w:p>
+                  <w:pPr>
+                    <w:spacing w:after="0" w:before="0"/>
+                  </w:pPr>
+                  <w:r>
+                    <w:rPr>
+                      <w:rFonts w:ascii="Arial" w:cs="Arial" w:eastAsia="Arial" w:hAnsi="Arial"/>
+                      <w:b w:val="false"/>
+                      <w:bCs w:val="false"/>
+                      <w:sz w:val="21"/>
+                      <w:szCs w:val="21"/>
+                    </w:rPr>
+                    <w:t xml:space="preserve">3</w:t>
                   </w:r>
                 </w:p>
               </w:tc>
@@ -4088,7 +4406,7 @@
                       <w:sz w:val="21"/>
                       <w:szCs w:val="21"/>
                     </w:rPr>
-                    <w:t xml:space="preserve">Ask the user for a line of text and then a word to look for. Display missing when the word is not in the text. Otherwise display found, then at the start on the next line when the text begins with the word, or inside when it does not.</w:t>
+                    <w:t xml:space="preserve">Ask the user for a line of text and then a word to look for. Display found when the word appears anywhere in the text, or missing when it does not.</w:t>
                   </w:r>
                 </w:p>
               </w:tc>
@@ -4122,7 +4440,7 @@
                       <w:sz w:val="21"/>
                       <w:szCs w:val="21"/>
                     </w:rPr>
-                    <w:t xml:space="preserve">4</w:t>
+                    <w:t xml:space="preserve">2</w:t>
                   </w:r>
                 </w:p>
               </w:tc>
@@ -4195,6 +4513,112 @@
                       <w:szCs w:val="21"/>
                     </w:rPr>
                     <w:t xml:space="preserve">Ask the user for a line of text and then a word to look for. Display [the position where the word starts], counting from 0, or not found when the word is not there.</w:t>
+                  </w:r>
+                </w:p>
+              </w:tc>
+              <w:tc>
+                <w:tcPr>
+                  <w:tcW w:type="dxa" w:w="3342"/>
+                  <w:tcBorders>
+                    <w:top w:val="single" w:color="B7C2D1" w:sz="4"/>
+                    <w:left w:val="single" w:color="B7C2D1" w:sz="4"/>
+                    <w:bottom w:val="single" w:color="B7C2D1" w:sz="4"/>
+                    <w:right w:val="single" w:color="B7C2D1" w:sz="4"/>
+                  </w:tcBorders>
+                  <w:shd w:fill="FFFFFF" w:color="auto" w:val="clear"/>
+                  <w:tcMar>
+                    <w:top w:type="dxa" w:w="80"/>
+                    <w:left w:type="dxa" w:w="120"/>
+                    <w:bottom w:type="dxa" w:w="80"/>
+                    <w:right w:type="dxa" w:w="120"/>
+                  </w:tcMar>
+                  <w:vAlign w:val="center"/>
+                </w:tcPr>
+                <w:p>
+                  <w:pPr>
+                    <w:spacing w:after="0" w:before="0"/>
+                  </w:pPr>
+                  <w:r>
+                    <w:rPr>
+                      <w:rFonts w:ascii="Arial" w:cs="Arial" w:eastAsia="Arial" w:hAnsi="Arial"/>
+                      <w:b w:val="false"/>
+                      <w:bCs w:val="false"/>
+                      <w:sz w:val="21"/>
+                      <w:szCs w:val="21"/>
+                    </w:rPr>
+                    <w:t xml:space="preserve">3</w:t>
+                  </w:r>
+                </w:p>
+              </w:tc>
+              <w:tc>
+                <w:tcPr>
+                  <w:tcW w:type="dxa" w:w="3342"/>
+                  <w:tcBorders>
+                    <w:top w:val="single" w:color="B7C2D1" w:sz="4"/>
+                    <w:left w:val="single" w:color="B7C2D1" w:sz="4"/>
+                    <w:bottom w:val="single" w:color="B7C2D1" w:sz="4"/>
+                    <w:right w:val="single" w:color="B7C2D1" w:sz="4"/>
+                  </w:tcBorders>
+                  <w:shd w:fill="FFFFFF" w:color="auto" w:val="clear"/>
+                  <w:tcMar>
+                    <w:top w:type="dxa" w:w="80"/>
+                    <w:left w:type="dxa" w:w="120"/>
+                    <w:bottom w:type="dxa" w:w="80"/>
+                    <w:right w:type="dxa" w:w="120"/>
+                  </w:tcMar>
+                  <w:vAlign w:val="center"/>
+                </w:tcPr>
+                <w:p>
+                  <w:pPr>
+                    <w:spacing w:after="0" w:before="0"/>
+                  </w:pPr>
+                  <w:r>
+                    <w:rPr>
+                      <w:rFonts w:ascii="Arial" w:cs="Arial" w:eastAsia="Arial" w:hAnsi="Arial"/>
+                      <w:b w:val="false"/>
+                      <w:bCs w:val="false"/>
+                      <w:sz w:val="21"/>
+                      <w:szCs w:val="21"/>
+                    </w:rPr>
+                    <w:t xml:space="preserve"/>
+                  </w:r>
+                </w:p>
+              </w:tc>
+            </w:tr>
+            <w:tr>
+              <w:trPr>
+                <w:cantSplit/>
+                <w:trHeight w:val="360" w:hRule="atLeast"/>
+              </w:trPr>
+              <w:tc>
+                <w:tcPr>
+                  <w:tcW w:type="dxa" w:w="3342"/>
+                  <w:tcBorders>
+                    <w:top w:val="single" w:color="B7C2D1" w:sz="4"/>
+                    <w:left w:val="single" w:color="B7C2D1" w:sz="4"/>
+                    <w:bottom w:val="single" w:color="B7C2D1" w:sz="4"/>
+                    <w:right w:val="single" w:color="B7C2D1" w:sz="4"/>
+                  </w:tcBorders>
+                  <w:shd w:fill="FFFFFF" w:color="auto" w:val="clear"/>
+                  <w:tcMar>
+                    <w:top w:type="dxa" w:w="80"/>
+                    <w:left w:type="dxa" w:w="120"/>
+                    <w:bottom w:type="dxa" w:w="80"/>
+                    <w:right w:type="dxa" w:w="120"/>
+                  </w:tcMar>
+                  <w:vAlign w:val="center"/>
+                </w:tcPr>
+                <w:p>
+                  <w:pPr>
+                    <w:spacing w:after="0" w:before="0"/>
+                  </w:pPr>
+                  <w:r>
+                    <w:rPr>
+                      <w:rFonts w:ascii="Arial" w:cs="Arial" w:eastAsia="Arial" w:hAnsi="Arial"/>
+                      <w:sz w:val="21"/>
+                      <w:szCs w:val="21"/>
+                    </w:rPr>
+                    <w:t xml:space="preserve">Ask the user for a line of text and then a word to look for. Display at the start when the text begins with the word, inside when the word appears but not at the start, or missing when it is not there at all.</w:t>
                   </w:r>
                 </w:p>
               </w:tc>
@@ -4868,7 +5292,7 @@
                       <w:sz w:val="21"/>
                       <w:szCs w:val="21"/>
                     </w:rPr>
-                    <w:t xml:space="preserve">Ask the user for one lower-case letter. Display [the next letter of the alphabet], with a coming after z.</w:t>
+                    <w:t xml:space="preserve">Ask the user for one character. Display [its code] and nothing else.</w:t>
                   </w:r>
                 </w:p>
               </w:tc>
@@ -4902,7 +5326,7 @@
                       <w:sz w:val="21"/>
                       <w:szCs w:val="21"/>
                     </w:rPr>
-                    <w:t xml:space="preserve">4</w:t>
+                    <w:t xml:space="preserve">2</w:t>
                   </w:r>
                 </w:p>
               </w:tc>
@@ -4974,7 +5398,7 @@
                       <w:sz w:val="21"/>
                       <w:szCs w:val="21"/>
                     </w:rPr>
-                    <w:t xml:space="preserve">Ask the user for a line of text. Build a string of its letters and a string of its digits, each in the order they appear. Display [letters], then [digits] on the next line, with none in place of either one that is empty.</w:t>
+                    <w:t xml:space="preserve">Ask the user for one lower-case letter. Display [the next letter of the alphabet], with a coming after z.</w:t>
                   </w:r>
                 </w:p>
               </w:tc>
@@ -5008,7 +5432,113 @@
                       <w:sz w:val="21"/>
                       <w:szCs w:val="21"/>
                     </w:rPr>
-                    <w:t xml:space="preserve">5</w:t>
+                    <w:t xml:space="preserve">3</w:t>
+                  </w:r>
+                </w:p>
+              </w:tc>
+              <w:tc>
+                <w:tcPr>
+                  <w:tcW w:type="dxa" w:w="3342"/>
+                  <w:tcBorders>
+                    <w:top w:val="single" w:color="B7C2D1" w:sz="4"/>
+                    <w:left w:val="single" w:color="B7C2D1" w:sz="4"/>
+                    <w:bottom w:val="single" w:color="B7C2D1" w:sz="4"/>
+                    <w:right w:val="single" w:color="B7C2D1" w:sz="4"/>
+                  </w:tcBorders>
+                  <w:shd w:fill="FFFFFF" w:color="auto" w:val="clear"/>
+                  <w:tcMar>
+                    <w:top w:type="dxa" w:w="80"/>
+                    <w:left w:type="dxa" w:w="120"/>
+                    <w:bottom w:type="dxa" w:w="80"/>
+                    <w:right w:type="dxa" w:w="120"/>
+                  </w:tcMar>
+                  <w:vAlign w:val="center"/>
+                </w:tcPr>
+                <w:p>
+                  <w:pPr>
+                    <w:spacing w:after="0" w:before="0"/>
+                  </w:pPr>
+                  <w:r>
+                    <w:rPr>
+                      <w:rFonts w:ascii="Arial" w:cs="Arial" w:eastAsia="Arial" w:hAnsi="Arial"/>
+                      <w:b w:val="false"/>
+                      <w:bCs w:val="false"/>
+                      <w:sz w:val="21"/>
+                      <w:szCs w:val="21"/>
+                    </w:rPr>
+                    <w:t xml:space="preserve"/>
+                  </w:r>
+                </w:p>
+              </w:tc>
+            </w:tr>
+            <w:tr>
+              <w:trPr>
+                <w:cantSplit/>
+                <w:trHeight w:val="360" w:hRule="atLeast"/>
+              </w:trPr>
+              <w:tc>
+                <w:tcPr>
+                  <w:tcW w:type="dxa" w:w="3342"/>
+                  <w:tcBorders>
+                    <w:top w:val="single" w:color="B7C2D1" w:sz="4"/>
+                    <w:left w:val="single" w:color="B7C2D1" w:sz="4"/>
+                    <w:bottom w:val="single" w:color="B7C2D1" w:sz="4"/>
+                    <w:right w:val="single" w:color="B7C2D1" w:sz="4"/>
+                  </w:tcBorders>
+                  <w:shd w:fill="FFFFFF" w:color="auto" w:val="clear"/>
+                  <w:tcMar>
+                    <w:top w:type="dxa" w:w="80"/>
+                    <w:left w:type="dxa" w:w="120"/>
+                    <w:bottom w:type="dxa" w:w="80"/>
+                    <w:right w:type="dxa" w:w="120"/>
+                  </w:tcMar>
+                  <w:vAlign w:val="center"/>
+                </w:tcPr>
+                <w:p>
+                  <w:pPr>
+                    <w:spacing w:after="0" w:before="0"/>
+                  </w:pPr>
+                  <w:r>
+                    <w:rPr>
+                      <w:rFonts w:ascii="Arial" w:cs="Arial" w:eastAsia="Arial" w:hAnsi="Arial"/>
+                      <w:sz w:val="21"/>
+                      <w:szCs w:val="21"/>
+                    </w:rPr>
+                    <w:t xml:space="preserve">Ask the user for a line of text. Display [a string of only its digits, in the order they appear], or none when the text has no digits.</w:t>
+                  </w:r>
+                </w:p>
+              </w:tc>
+              <w:tc>
+                <w:tcPr>
+                  <w:tcW w:type="dxa" w:w="3342"/>
+                  <w:tcBorders>
+                    <w:top w:val="single" w:color="B7C2D1" w:sz="4"/>
+                    <w:left w:val="single" w:color="B7C2D1" w:sz="4"/>
+                    <w:bottom w:val="single" w:color="B7C2D1" w:sz="4"/>
+                    <w:right w:val="single" w:color="B7C2D1" w:sz="4"/>
+                  </w:tcBorders>
+                  <w:shd w:fill="FFFFFF" w:color="auto" w:val="clear"/>
+                  <w:tcMar>
+                    <w:top w:type="dxa" w:w="80"/>
+                    <w:left w:type="dxa" w:w="120"/>
+                    <w:bottom w:type="dxa" w:w="80"/>
+                    <w:right w:type="dxa" w:w="120"/>
+                  </w:tcMar>
+                  <w:vAlign w:val="center"/>
+                </w:tcPr>
+                <w:p>
+                  <w:pPr>
+                    <w:spacing w:after="0" w:before="0"/>
+                  </w:pPr>
+                  <w:r>
+                    <w:rPr>
+                      <w:rFonts w:ascii="Arial" w:cs="Arial" w:eastAsia="Arial" w:hAnsi="Arial"/>
+                      <w:b w:val="false"/>
+                      <w:bCs w:val="false"/>
+                      <w:sz w:val="21"/>
+                      <w:szCs w:val="21"/>
+                    </w:rPr>
+                    <w:t xml:space="preserve">4</w:t>
                   </w:r>
                 </w:p>
               </w:tc>
@@ -5648,7 +6178,7 @@
                       <w:sz w:val="21"/>
                       <w:szCs w:val="21"/>
                     </w:rPr>
-                    <w:t xml:space="preserve">Ask the user for one word. Build it backwards one character at a time, not with a slice or reversed(). Display [the reversed word], then on the next line palindrome when it reads the same both ways once capitals are ignored, or not a palindrome when it does not.</w:t>
+                    <w:t xml:space="preserve">Ask the user for one word. Build it backwards one character at a time, not with a slice or with reversed(), and display [the reversed word] and nothing else.</w:t>
                   </w:r>
                 </w:p>
               </w:tc>
@@ -5682,7 +6212,219 @@
                       <w:sz w:val="21"/>
                       <w:szCs w:val="21"/>
                     </w:rPr>
-                    <w:t xml:space="preserve">6</w:t>
+                    <w:t xml:space="preserve">3</w:t>
+                  </w:r>
+                </w:p>
+              </w:tc>
+              <w:tc>
+                <w:tcPr>
+                  <w:tcW w:type="dxa" w:w="3342"/>
+                  <w:tcBorders>
+                    <w:top w:val="single" w:color="B7C2D1" w:sz="4"/>
+                    <w:left w:val="single" w:color="B7C2D1" w:sz="4"/>
+                    <w:bottom w:val="single" w:color="B7C2D1" w:sz="4"/>
+                    <w:right w:val="single" w:color="B7C2D1" w:sz="4"/>
+                  </w:tcBorders>
+                  <w:shd w:fill="FFFFFF" w:color="auto" w:val="clear"/>
+                  <w:tcMar>
+                    <w:top w:type="dxa" w:w="80"/>
+                    <w:left w:type="dxa" w:w="120"/>
+                    <w:bottom w:type="dxa" w:w="80"/>
+                    <w:right w:type="dxa" w:w="120"/>
+                  </w:tcMar>
+                  <w:vAlign w:val="center"/>
+                </w:tcPr>
+                <w:p>
+                  <w:pPr>
+                    <w:spacing w:after="0" w:before="0"/>
+                  </w:pPr>
+                  <w:r>
+                    <w:rPr>
+                      <w:rFonts w:ascii="Arial" w:cs="Arial" w:eastAsia="Arial" w:hAnsi="Arial"/>
+                      <w:b w:val="false"/>
+                      <w:bCs w:val="false"/>
+                      <w:sz w:val="21"/>
+                      <w:szCs w:val="21"/>
+                    </w:rPr>
+                    <w:t xml:space="preserve"/>
+                  </w:r>
+                </w:p>
+              </w:tc>
+            </w:tr>
+            <w:tr>
+              <w:trPr>
+                <w:cantSplit/>
+                <w:trHeight w:val="360" w:hRule="atLeast"/>
+              </w:trPr>
+              <w:tc>
+                <w:tcPr>
+                  <w:tcW w:type="dxa" w:w="3342"/>
+                  <w:tcBorders>
+                    <w:top w:val="single" w:color="B7C2D1" w:sz="4"/>
+                    <w:left w:val="single" w:color="B7C2D1" w:sz="4"/>
+                    <w:bottom w:val="single" w:color="B7C2D1" w:sz="4"/>
+                    <w:right w:val="single" w:color="B7C2D1" w:sz="4"/>
+                  </w:tcBorders>
+                  <w:shd w:fill="FFFFFF" w:color="auto" w:val="clear"/>
+                  <w:tcMar>
+                    <w:top w:type="dxa" w:w="80"/>
+                    <w:left w:type="dxa" w:w="120"/>
+                    <w:bottom w:type="dxa" w:w="80"/>
+                    <w:right w:type="dxa" w:w="120"/>
+                  </w:tcMar>
+                  <w:vAlign w:val="center"/>
+                </w:tcPr>
+                <w:p>
+                  <w:pPr>
+                    <w:spacing w:after="0" w:before="0"/>
+                  </w:pPr>
+                  <w:r>
+                    <w:rPr>
+                      <w:rFonts w:ascii="Arial" w:cs="Arial" w:eastAsia="Arial" w:hAnsi="Arial"/>
+                      <w:sz w:val="21"/>
+                      <w:szCs w:val="21"/>
+                    </w:rPr>
+                    <w:t xml:space="preserve">Ask the user for one word. Display palindrome when it reads the same both ways once capitals are ignored, or not a palindrome when it does not.</w:t>
+                  </w:r>
+                </w:p>
+              </w:tc>
+              <w:tc>
+                <w:tcPr>
+                  <w:tcW w:type="dxa" w:w="3342"/>
+                  <w:tcBorders>
+                    <w:top w:val="single" w:color="B7C2D1" w:sz="4"/>
+                    <w:left w:val="single" w:color="B7C2D1" w:sz="4"/>
+                    <w:bottom w:val="single" w:color="B7C2D1" w:sz="4"/>
+                    <w:right w:val="single" w:color="B7C2D1" w:sz="4"/>
+                  </w:tcBorders>
+                  <w:shd w:fill="FFFFFF" w:color="auto" w:val="clear"/>
+                  <w:tcMar>
+                    <w:top w:type="dxa" w:w="80"/>
+                    <w:left w:type="dxa" w:w="120"/>
+                    <w:bottom w:type="dxa" w:w="80"/>
+                    <w:right w:type="dxa" w:w="120"/>
+                  </w:tcMar>
+                  <w:vAlign w:val="center"/>
+                </w:tcPr>
+                <w:p>
+                  <w:pPr>
+                    <w:spacing w:after="0" w:before="0"/>
+                  </w:pPr>
+                  <w:r>
+                    <w:rPr>
+                      <w:rFonts w:ascii="Arial" w:cs="Arial" w:eastAsia="Arial" w:hAnsi="Arial"/>
+                      <w:b w:val="false"/>
+                      <w:bCs w:val="false"/>
+                      <w:sz w:val="21"/>
+                      <w:szCs w:val="21"/>
+                    </w:rPr>
+                    <w:t xml:space="preserve">4</w:t>
+                  </w:r>
+                </w:p>
+              </w:tc>
+              <w:tc>
+                <w:tcPr>
+                  <w:tcW w:type="dxa" w:w="3342"/>
+                  <w:tcBorders>
+                    <w:top w:val="single" w:color="B7C2D1" w:sz="4"/>
+                    <w:left w:val="single" w:color="B7C2D1" w:sz="4"/>
+                    <w:bottom w:val="single" w:color="B7C2D1" w:sz="4"/>
+                    <w:right w:val="single" w:color="B7C2D1" w:sz="4"/>
+                  </w:tcBorders>
+                  <w:shd w:fill="FFFFFF" w:color="auto" w:val="clear"/>
+                  <w:tcMar>
+                    <w:top w:type="dxa" w:w="80"/>
+                    <w:left w:type="dxa" w:w="120"/>
+                    <w:bottom w:type="dxa" w:w="80"/>
+                    <w:right w:type="dxa" w:w="120"/>
+                  </w:tcMar>
+                  <w:vAlign w:val="center"/>
+                </w:tcPr>
+                <w:p>
+                  <w:pPr>
+                    <w:spacing w:after="0" w:before="0"/>
+                  </w:pPr>
+                  <w:r>
+                    <w:rPr>
+                      <w:rFonts w:ascii="Arial" w:cs="Arial" w:eastAsia="Arial" w:hAnsi="Arial"/>
+                      <w:b w:val="false"/>
+                      <w:bCs w:val="false"/>
+                      <w:sz w:val="21"/>
+                      <w:szCs w:val="21"/>
+                    </w:rPr>
+                    <w:t xml:space="preserve"/>
+                  </w:r>
+                </w:p>
+              </w:tc>
+            </w:tr>
+            <w:tr>
+              <w:trPr>
+                <w:cantSplit/>
+                <w:trHeight w:val="360" w:hRule="atLeast"/>
+              </w:trPr>
+              <w:tc>
+                <w:tcPr>
+                  <w:tcW w:type="dxa" w:w="3342"/>
+                  <w:tcBorders>
+                    <w:top w:val="single" w:color="B7C2D1" w:sz="4"/>
+                    <w:left w:val="single" w:color="B7C2D1" w:sz="4"/>
+                    <w:bottom w:val="single" w:color="B7C2D1" w:sz="4"/>
+                    <w:right w:val="single" w:color="B7C2D1" w:sz="4"/>
+                  </w:tcBorders>
+                  <w:shd w:fill="FFFFFF" w:color="auto" w:val="clear"/>
+                  <w:tcMar>
+                    <w:top w:type="dxa" w:w="80"/>
+                    <w:left w:type="dxa" w:w="120"/>
+                    <w:bottom w:type="dxa" w:w="80"/>
+                    <w:right w:type="dxa" w:w="120"/>
+                  </w:tcMar>
+                  <w:vAlign w:val="center"/>
+                </w:tcPr>
+                <w:p>
+                  <w:pPr>
+                    <w:spacing w:after="0" w:before="0"/>
+                  </w:pPr>
+                  <w:r>
+                    <w:rPr>
+                      <w:rFonts w:ascii="Arial" w:cs="Arial" w:eastAsia="Arial" w:hAnsi="Arial"/>
+                      <w:sz w:val="21"/>
+                      <w:szCs w:val="21"/>
+                    </w:rPr>
+                    <w:t xml:space="preserve">Ask the user for a line of text. Display [a string of only its letters, in the order they appear], then [a string of only its digits] on the next line, with none in place of either one that is empty.</w:t>
+                  </w:r>
+                </w:p>
+              </w:tc>
+              <w:tc>
+                <w:tcPr>
+                  <w:tcW w:type="dxa" w:w="3342"/>
+                  <w:tcBorders>
+                    <w:top w:val="single" w:color="B7C2D1" w:sz="4"/>
+                    <w:left w:val="single" w:color="B7C2D1" w:sz="4"/>
+                    <w:bottom w:val="single" w:color="B7C2D1" w:sz="4"/>
+                    <w:right w:val="single" w:color="B7C2D1" w:sz="4"/>
+                  </w:tcBorders>
+                  <w:shd w:fill="FFFFFF" w:color="auto" w:val="clear"/>
+                  <w:tcMar>
+                    <w:top w:type="dxa" w:w="80"/>
+                    <w:left w:type="dxa" w:w="120"/>
+                    <w:bottom w:type="dxa" w:w="80"/>
+                    <w:right w:type="dxa" w:w="120"/>
+                  </w:tcMar>
+                  <w:vAlign w:val="center"/>
+                </w:tcPr>
+                <w:p>
+                  <w:pPr>
+                    <w:spacing w:after="0" w:before="0"/>
+                  </w:pPr>
+                  <w:r>
+                    <w:rPr>
+                      <w:rFonts w:ascii="Arial" w:cs="Arial" w:eastAsia="Arial" w:hAnsi="Arial"/>
+                      <w:b w:val="false"/>
+                      <w:bCs w:val="false"/>
+                      <w:sz w:val="21"/>
+                      <w:szCs w:val="21"/>
+                    </w:rPr>
+                    <w:t xml:space="preserve">4</w:t>
                   </w:r>
                 </w:p>
               </w:tc>
@@ -6727,7 +7469,7 @@
                 <w:sz w:val="32"/>
                 <w:szCs w:val="32"/>
               </w:rPr>
-              <w:t xml:space="preserve">______ / 50</w:t>
+              <w:t xml:space="preserve">______ / 59</w:t>
             </w:r>
           </w:p>
         </w:tc>
